--- a/flow/20230914_vu_template/drafts/2023-11-u/03-ПТ-мчч.Апексими та ін..docx
+++ b/flow/20230914_vu_template/drafts/2023-11-u/03-ПТ-мчч.Апексими та ін..docx
@@ -5929,6 +5929,47 @@
       </w:r>
     </w:p>
     <w:p>
+      <w:pPr/>
+      <w:r>
+        <w:rPr>
+          <w:rFonts w:ascii="Times New Roman" w:hAnsi="Times New Roman"/>
+          <w:i/>
+          <w:color w:val="FF0000"/>
+          <w:sz w:val="24"/>
+        </w:rPr>
+        <w:t>Тропар (г. 4):</w:t>
+      </w:r>
+      <w:r>
+        <w:rPr>
+          <w:rFonts w:ascii="Times New Roman" w:hAnsi="Times New Roman"/>
+          <w:color w:val="FF0000"/>
+          <w:sz w:val="24"/>
+        </w:rPr>
+        <w:t xml:space="preserve"> </w:t>
+      </w:r>
+      <w:r>
+        <w:rPr>
+          <w:rFonts w:ascii="Times New Roman" w:hAnsi="Times New Roman"/>
+          <w:color w:val="000000"/>
+          <w:sz w:val="24"/>
+        </w:rPr>
+        <w:t xml:space="preserve">Мученики Твої, Господи,* у стражданнях своїх прийняли вінець нетлінний від Тебе, Бога нашого,* мавши бо кріпость Твою, вони мучителів подолали,* сокрушили і демонів зухвальства безсильні.* Їх молитвами спаси душі наші. </w:t>
+      </w:r>
+    </w:p>
+    <w:p>
+      <w:pPr/>
+      <w:r>
+        <w:rPr>
+          <w:b/>
+        </w:rPr>
+        <w:t xml:space="preserve">Слава, і нині: </w:t>
+      </w:r>
+      <w:r>
+        <w:rPr/>
+        <w:t>богородичний</w:t>
+      </w:r>
+    </w:p>
+    <w:p>
       <w:pPr>
         <w:pStyle w:val="Heading3"/>
         <w:spacing w:after="120" w:before="0" w:lineRule="auto"/>
@@ -10821,10 +10862,9 @@
           <w:rFonts w:ascii="Times New Roman" w:cs="Times New Roman" w:eastAsia="Times New Roman" w:hAnsi="Times New Roman"/>
           <w:i w:val="1"/>
           <w:color w:val="ff0000"/>
-          <w:highlight w:val="yellow"/>
-          <w:rtl w:val="0"/>
-        </w:rPr>
-        <w:t xml:space="preserve">???</w:t>
+          <w:rtl w:val="0"/>
+        </w:rPr>
+        <w:t>4</w:t>
       </w:r>
       <w:r>
         <w:rPr>
@@ -11216,6 +11256,47 @@
       </w:r>
     </w:p>
     <w:p>
+      <w:pPr/>
+      <w:r>
+        <w:rPr>
+          <w:rFonts w:ascii="Times New Roman" w:hAnsi="Times New Roman"/>
+          <w:i/>
+          <w:color w:val="FF0000"/>
+          <w:sz w:val="24"/>
+        </w:rPr>
+        <w:t>Тропар (г. 4):</w:t>
+      </w:r>
+      <w:r>
+        <w:rPr>
+          <w:rFonts w:ascii="Times New Roman" w:hAnsi="Times New Roman"/>
+          <w:color w:val="FF0000"/>
+          <w:sz w:val="24"/>
+        </w:rPr>
+        <w:t xml:space="preserve"> </w:t>
+      </w:r>
+      <w:r>
+        <w:rPr>
+          <w:rFonts w:ascii="Times New Roman" w:hAnsi="Times New Roman"/>
+          <w:color w:val="000000"/>
+          <w:sz w:val="24"/>
+        </w:rPr>
+        <w:t xml:space="preserve">Мученики Твої, Господи,* у стражданнях своїх прийняли вінець нетлінний від Тебе, Бога нашого,* мавши бо кріпость Твою, вони мучителів подолали,* сокрушили і демонів зухвальства безсильні.* Їх молитвами спаси душі наші. </w:t>
+      </w:r>
+    </w:p>
+    <w:p>
+      <w:pPr/>
+      <w:r>
+        <w:rPr>
+          <w:b/>
+        </w:rPr>
+        <w:t xml:space="preserve">Слава, і нині: </w:t>
+      </w:r>
+      <w:r>
+        <w:rPr/>
+        <w:t>богородичний</w:t>
+      </w:r>
+    </w:p>
+    <w:p>
       <w:pPr>
         <w:pStyle w:val="Heading3"/>
         <w:spacing w:after="120" w:before="0" w:lineRule="auto"/>
@@ -11690,6 +11771,47 @@
       </w:r>
     </w:p>
     <w:p>
+      <w:pPr/>
+      <w:r>
+        <w:rPr>
+          <w:rFonts w:ascii="Times New Roman" w:hAnsi="Times New Roman"/>
+          <w:i/>
+          <w:color w:val="FF0000"/>
+          <w:sz w:val="24"/>
+        </w:rPr>
+        <w:t>Тропар (г. 4):</w:t>
+      </w:r>
+      <w:r>
+        <w:rPr>
+          <w:rFonts w:ascii="Times New Roman" w:hAnsi="Times New Roman"/>
+          <w:color w:val="FF0000"/>
+          <w:sz w:val="24"/>
+        </w:rPr>
+        <w:t xml:space="preserve"> </w:t>
+      </w:r>
+      <w:r>
+        <w:rPr>
+          <w:rFonts w:ascii="Times New Roman" w:hAnsi="Times New Roman"/>
+          <w:color w:val="000000"/>
+          <w:sz w:val="24"/>
+        </w:rPr>
+        <w:t xml:space="preserve">Мученики Твої, Господи,* у стражданнях своїх прийняли вінець нетлінний від Тебе, Бога нашого,* мавши бо кріпость Твою, вони мучителів подолали,* сокрушили і демонів зухвальства безсильні.* Їх молитвами спаси душі наші. </w:t>
+      </w:r>
+    </w:p>
+    <w:p>
+      <w:pPr/>
+      <w:r>
+        <w:rPr>
+          <w:b/>
+        </w:rPr>
+        <w:t xml:space="preserve">Слава, і нині: </w:t>
+      </w:r>
+      <w:r>
+        <w:rPr/>
+        <w:t>богородичний</w:t>
+      </w:r>
+    </w:p>
+    <w:p>
       <w:pPr>
         <w:pStyle w:val="Heading3"/>
         <w:spacing w:after="120" w:before="0" w:lineRule="auto"/>
@@ -12688,6 +12810,47 @@
       </w:r>
     </w:p>
     <w:p>
+      <w:pPr/>
+      <w:r>
+        <w:rPr>
+          <w:rFonts w:ascii="Times New Roman" w:hAnsi="Times New Roman"/>
+          <w:i/>
+          <w:color w:val="FF0000"/>
+          <w:sz w:val="24"/>
+        </w:rPr>
+        <w:t>Тропар (г. 4):</w:t>
+      </w:r>
+      <w:r>
+        <w:rPr>
+          <w:rFonts w:ascii="Times New Roman" w:hAnsi="Times New Roman"/>
+          <w:color w:val="FF0000"/>
+          <w:sz w:val="24"/>
+        </w:rPr>
+        <w:t xml:space="preserve"> </w:t>
+      </w:r>
+      <w:r>
+        <w:rPr>
+          <w:rFonts w:ascii="Times New Roman" w:hAnsi="Times New Roman"/>
+          <w:color w:val="000000"/>
+          <w:sz w:val="24"/>
+        </w:rPr>
+        <w:t xml:space="preserve">Мученики Твої, Господи,* у стражданнях своїх прийняли вінець нетлінний від Тебе, Бога нашого,* мавши бо кріпость Твою, вони мучителів подолали,* сокрушили і демонів зухвальства безсильні.* Їх молитвами спаси душі наші. </w:t>
+      </w:r>
+    </w:p>
+    <w:p>
+      <w:pPr/>
+      <w:r>
+        <w:rPr>
+          <w:b/>
+        </w:rPr>
+        <w:t xml:space="preserve">Слава, і нині: </w:t>
+      </w:r>
+      <w:r>
+        <w:rPr/>
+        <w:t>богородичний</w:t>
+      </w:r>
+    </w:p>
+    <w:p>
       <w:pPr>
         <w:pStyle w:val="Heading3"/>
         <w:spacing w:after="120" w:before="0" w:lineRule="auto"/>
@@ -13071,6 +13234,47 @@
       </w:r>
     </w:p>
     <w:p>
+      <w:pPr/>
+      <w:r>
+        <w:rPr>
+          <w:rFonts w:ascii="Times New Roman" w:hAnsi="Times New Roman"/>
+          <w:i/>
+          <w:color w:val="FF0000"/>
+          <w:sz w:val="24"/>
+        </w:rPr>
+        <w:t>Тропар (г. 4):</w:t>
+      </w:r>
+      <w:r>
+        <w:rPr>
+          <w:rFonts w:ascii="Times New Roman" w:hAnsi="Times New Roman"/>
+          <w:color w:val="FF0000"/>
+          <w:sz w:val="24"/>
+        </w:rPr>
+        <w:t xml:space="preserve"> </w:t>
+      </w:r>
+      <w:r>
+        <w:rPr>
+          <w:rFonts w:ascii="Times New Roman" w:hAnsi="Times New Roman"/>
+          <w:color w:val="000000"/>
+          <w:sz w:val="24"/>
+        </w:rPr>
+        <w:t xml:space="preserve">Мученики Твої, Господи,* у стражданнях своїх прийняли вінець нетлінний від Тебе, Бога нашого,* мавши бо кріпость Твою, вони мучителів подолали,* сокрушили і демонів зухвальства безсильні.* Їх молитвами спаси душі наші. </w:t>
+      </w:r>
+    </w:p>
+    <w:p>
+      <w:pPr/>
+      <w:r>
+        <w:rPr>
+          <w:b/>
+        </w:rPr>
+        <w:t xml:space="preserve">Слава, і нині: </w:t>
+      </w:r>
+      <w:r>
+        <w:rPr/>
+        <w:t>богородичний</w:t>
+      </w:r>
+    </w:p>
+    <w:p>
       <w:pPr>
         <w:pStyle w:val="Heading3"/>
         <w:spacing w:after="120" w:before="0" w:lineRule="auto"/>
@@ -13998,6 +14202,47 @@
         <w:rPr>
           <w:rtl w:val="0"/>
         </w:rPr>
+      </w:r>
+    </w:p>
+    <w:p>
+      <w:pPr/>
+      <w:r>
+        <w:rPr>
+          <w:rFonts w:ascii="Times New Roman" w:hAnsi="Times New Roman"/>
+          <w:i/>
+          <w:color w:val="FF0000"/>
+          <w:sz w:val="24"/>
+        </w:rPr>
+        <w:t>Тропар (г. 4):</w:t>
+      </w:r>
+      <w:r>
+        <w:rPr>
+          <w:rFonts w:ascii="Times New Roman" w:hAnsi="Times New Roman"/>
+          <w:color w:val="FF0000"/>
+          <w:sz w:val="24"/>
+        </w:rPr>
+        <w:t xml:space="preserve"> </w:t>
+      </w:r>
+      <w:r>
+        <w:rPr>
+          <w:rFonts w:ascii="Times New Roman" w:hAnsi="Times New Roman"/>
+          <w:color w:val="000000"/>
+          <w:sz w:val="24"/>
+        </w:rPr>
+        <w:t xml:space="preserve">Мученики Твої, Господи,* у стражданнях своїх прийняли вінець нетлінний від Тебе, Бога нашого,* мавши бо кріпость Твою, вони мучителів подолали,* сокрушили і демонів зухвальства безсильні.* Їх молитвами спаси душі наші. </w:t>
+      </w:r>
+    </w:p>
+    <w:p>
+      <w:pPr/>
+      <w:r>
+        <w:rPr>
+          <w:b/>
+        </w:rPr>
+        <w:t xml:space="preserve">Слава, і нині: </w:t>
+      </w:r>
+      <w:r>
+        <w:rPr/>
+        <w:t>богородичний</w:t>
       </w:r>
     </w:p>
     <w:p>
@@ -17313,6 +17558,47 @@
         <w:rPr>
           <w:rtl w:val="0"/>
         </w:rPr>
+      </w:r>
+    </w:p>
+    <w:p>
+      <w:pPr/>
+      <w:r>
+        <w:rPr>
+          <w:rFonts w:ascii="Times New Roman" w:hAnsi="Times New Roman"/>
+          <w:i/>
+          <w:color w:val="FF0000"/>
+          <w:sz w:val="24"/>
+        </w:rPr>
+        <w:t>Тропар (г. 4):</w:t>
+      </w:r>
+      <w:r>
+        <w:rPr>
+          <w:rFonts w:ascii="Times New Roman" w:hAnsi="Times New Roman"/>
+          <w:color w:val="FF0000"/>
+          <w:sz w:val="24"/>
+        </w:rPr>
+        <w:t xml:space="preserve"> </w:t>
+      </w:r>
+      <w:r>
+        <w:rPr>
+          <w:rFonts w:ascii="Times New Roman" w:hAnsi="Times New Roman"/>
+          <w:color w:val="000000"/>
+          <w:sz w:val="24"/>
+        </w:rPr>
+        <w:t xml:space="preserve">Мученики Твої, Господи,* у стражданнях своїх прийняли вінець нетлінний від Тебе, Бога нашого,* мавши бо кріпость Твою, вони мучителів подолали,* сокрушили і демонів зухвальства безсильні.* Їх молитвами спаси душі наші. </w:t>
+      </w:r>
+    </w:p>
+    <w:p>
+      <w:pPr/>
+      <w:r>
+        <w:rPr>
+          <w:b/>
+        </w:rPr>
+        <w:t xml:space="preserve">Слава, і нині: </w:t>
+      </w:r>
+      <w:r>
+        <w:rPr/>
+        <w:t>богородичний</w:t>
       </w:r>
     </w:p>
     <w:p>

--- a/flow/20230914_vu_template/drafts/2023-11-u/03-ПТ-мчч.Апексими та ін..docx
+++ b/flow/20230914_vu_template/drafts/2023-11-u/03-ПТ-мчч.Апексими та ін..docx
@@ -5929,47 +5929,6 @@
       </w:r>
     </w:p>
     <w:p>
-      <w:pPr/>
-      <w:r>
-        <w:rPr>
-          <w:rFonts w:ascii="Times New Roman" w:hAnsi="Times New Roman"/>
-          <w:i/>
-          <w:color w:val="FF0000"/>
-          <w:sz w:val="24"/>
-        </w:rPr>
-        <w:t>Тропар (г. 4):</w:t>
-      </w:r>
-      <w:r>
-        <w:rPr>
-          <w:rFonts w:ascii="Times New Roman" w:hAnsi="Times New Roman"/>
-          <w:color w:val="FF0000"/>
-          <w:sz w:val="24"/>
-        </w:rPr>
-        <w:t xml:space="preserve"> </w:t>
-      </w:r>
-      <w:r>
-        <w:rPr>
-          <w:rFonts w:ascii="Times New Roman" w:hAnsi="Times New Roman"/>
-          <w:color w:val="000000"/>
-          <w:sz w:val="24"/>
-        </w:rPr>
-        <w:t xml:space="preserve">Мученики Твої, Господи,* у стражданнях своїх прийняли вінець нетлінний від Тебе, Бога нашого,* мавши бо кріпость Твою, вони мучителів подолали,* сокрушили і демонів зухвальства безсильні.* Їх молитвами спаси душі наші. </w:t>
-      </w:r>
-    </w:p>
-    <w:p>
-      <w:pPr/>
-      <w:r>
-        <w:rPr>
-          <w:b/>
-        </w:rPr>
-        <w:t xml:space="preserve">Слава, і нині: </w:t>
-      </w:r>
-      <w:r>
-        <w:rPr/>
-        <w:t>богородичний</w:t>
-      </w:r>
-    </w:p>
-    <w:p>
       <w:pPr>
         <w:pStyle w:val="Heading3"/>
         <w:spacing w:after="120" w:before="0" w:lineRule="auto"/>
@@ -10862,9 +10821,10 @@
           <w:rFonts w:ascii="Times New Roman" w:cs="Times New Roman" w:eastAsia="Times New Roman" w:hAnsi="Times New Roman"/>
           <w:i w:val="1"/>
           <w:color w:val="ff0000"/>
-          <w:rtl w:val="0"/>
-        </w:rPr>
-        <w:t>4</w:t>
+          <w:highlight w:val="yellow"/>
+          <w:rtl w:val="0"/>
+        </w:rPr>
+        <w:t xml:space="preserve">???</w:t>
       </w:r>
       <w:r>
         <w:rPr>
@@ -11256,47 +11216,6 @@
       </w:r>
     </w:p>
     <w:p>
-      <w:pPr/>
-      <w:r>
-        <w:rPr>
-          <w:rFonts w:ascii="Times New Roman" w:hAnsi="Times New Roman"/>
-          <w:i/>
-          <w:color w:val="FF0000"/>
-          <w:sz w:val="24"/>
-        </w:rPr>
-        <w:t>Тропар (г. 4):</w:t>
-      </w:r>
-      <w:r>
-        <w:rPr>
-          <w:rFonts w:ascii="Times New Roman" w:hAnsi="Times New Roman"/>
-          <w:color w:val="FF0000"/>
-          <w:sz w:val="24"/>
-        </w:rPr>
-        <w:t xml:space="preserve"> </w:t>
-      </w:r>
-      <w:r>
-        <w:rPr>
-          <w:rFonts w:ascii="Times New Roman" w:hAnsi="Times New Roman"/>
-          <w:color w:val="000000"/>
-          <w:sz w:val="24"/>
-        </w:rPr>
-        <w:t xml:space="preserve">Мученики Твої, Господи,* у стражданнях своїх прийняли вінець нетлінний від Тебе, Бога нашого,* мавши бо кріпость Твою, вони мучителів подолали,* сокрушили і демонів зухвальства безсильні.* Їх молитвами спаси душі наші. </w:t>
-      </w:r>
-    </w:p>
-    <w:p>
-      <w:pPr/>
-      <w:r>
-        <w:rPr>
-          <w:b/>
-        </w:rPr>
-        <w:t xml:space="preserve">Слава, і нині: </w:t>
-      </w:r>
-      <w:r>
-        <w:rPr/>
-        <w:t>богородичний</w:t>
-      </w:r>
-    </w:p>
-    <w:p>
       <w:pPr>
         <w:pStyle w:val="Heading3"/>
         <w:spacing w:after="120" w:before="0" w:lineRule="auto"/>
@@ -11771,47 +11690,6 @@
       </w:r>
     </w:p>
     <w:p>
-      <w:pPr/>
-      <w:r>
-        <w:rPr>
-          <w:rFonts w:ascii="Times New Roman" w:hAnsi="Times New Roman"/>
-          <w:i/>
-          <w:color w:val="FF0000"/>
-          <w:sz w:val="24"/>
-        </w:rPr>
-        <w:t>Тропар (г. 4):</w:t>
-      </w:r>
-      <w:r>
-        <w:rPr>
-          <w:rFonts w:ascii="Times New Roman" w:hAnsi="Times New Roman"/>
-          <w:color w:val="FF0000"/>
-          <w:sz w:val="24"/>
-        </w:rPr>
-        <w:t xml:space="preserve"> </w:t>
-      </w:r>
-      <w:r>
-        <w:rPr>
-          <w:rFonts w:ascii="Times New Roman" w:hAnsi="Times New Roman"/>
-          <w:color w:val="000000"/>
-          <w:sz w:val="24"/>
-        </w:rPr>
-        <w:t xml:space="preserve">Мученики Твої, Господи,* у стражданнях своїх прийняли вінець нетлінний від Тебе, Бога нашого,* мавши бо кріпость Твою, вони мучителів подолали,* сокрушили і демонів зухвальства безсильні.* Їх молитвами спаси душі наші. </w:t>
-      </w:r>
-    </w:p>
-    <w:p>
-      <w:pPr/>
-      <w:r>
-        <w:rPr>
-          <w:b/>
-        </w:rPr>
-        <w:t xml:space="preserve">Слава, і нині: </w:t>
-      </w:r>
-      <w:r>
-        <w:rPr/>
-        <w:t>богородичний</w:t>
-      </w:r>
-    </w:p>
-    <w:p>
       <w:pPr>
         <w:pStyle w:val="Heading3"/>
         <w:spacing w:after="120" w:before="0" w:lineRule="auto"/>
@@ -12810,47 +12688,6 @@
       </w:r>
     </w:p>
     <w:p>
-      <w:pPr/>
-      <w:r>
-        <w:rPr>
-          <w:rFonts w:ascii="Times New Roman" w:hAnsi="Times New Roman"/>
-          <w:i/>
-          <w:color w:val="FF0000"/>
-          <w:sz w:val="24"/>
-        </w:rPr>
-        <w:t>Тропар (г. 4):</w:t>
-      </w:r>
-      <w:r>
-        <w:rPr>
-          <w:rFonts w:ascii="Times New Roman" w:hAnsi="Times New Roman"/>
-          <w:color w:val="FF0000"/>
-          <w:sz w:val="24"/>
-        </w:rPr>
-        <w:t xml:space="preserve"> </w:t>
-      </w:r>
-      <w:r>
-        <w:rPr>
-          <w:rFonts w:ascii="Times New Roman" w:hAnsi="Times New Roman"/>
-          <w:color w:val="000000"/>
-          <w:sz w:val="24"/>
-        </w:rPr>
-        <w:t xml:space="preserve">Мученики Твої, Господи,* у стражданнях своїх прийняли вінець нетлінний від Тебе, Бога нашого,* мавши бо кріпость Твою, вони мучителів подолали,* сокрушили і демонів зухвальства безсильні.* Їх молитвами спаси душі наші. </w:t>
-      </w:r>
-    </w:p>
-    <w:p>
-      <w:pPr/>
-      <w:r>
-        <w:rPr>
-          <w:b/>
-        </w:rPr>
-        <w:t xml:space="preserve">Слава, і нині: </w:t>
-      </w:r>
-      <w:r>
-        <w:rPr/>
-        <w:t>богородичний</w:t>
-      </w:r>
-    </w:p>
-    <w:p>
       <w:pPr>
         <w:pStyle w:val="Heading3"/>
         <w:spacing w:after="120" w:before="0" w:lineRule="auto"/>
@@ -13234,47 +13071,6 @@
       </w:r>
     </w:p>
     <w:p>
-      <w:pPr/>
-      <w:r>
-        <w:rPr>
-          <w:rFonts w:ascii="Times New Roman" w:hAnsi="Times New Roman"/>
-          <w:i/>
-          <w:color w:val="FF0000"/>
-          <w:sz w:val="24"/>
-        </w:rPr>
-        <w:t>Тропар (г. 4):</w:t>
-      </w:r>
-      <w:r>
-        <w:rPr>
-          <w:rFonts w:ascii="Times New Roman" w:hAnsi="Times New Roman"/>
-          <w:color w:val="FF0000"/>
-          <w:sz w:val="24"/>
-        </w:rPr>
-        <w:t xml:space="preserve"> </w:t>
-      </w:r>
-      <w:r>
-        <w:rPr>
-          <w:rFonts w:ascii="Times New Roman" w:hAnsi="Times New Roman"/>
-          <w:color w:val="000000"/>
-          <w:sz w:val="24"/>
-        </w:rPr>
-        <w:t xml:space="preserve">Мученики Твої, Господи,* у стражданнях своїх прийняли вінець нетлінний від Тебе, Бога нашого,* мавши бо кріпость Твою, вони мучителів подолали,* сокрушили і демонів зухвальства безсильні.* Їх молитвами спаси душі наші. </w:t>
-      </w:r>
-    </w:p>
-    <w:p>
-      <w:pPr/>
-      <w:r>
-        <w:rPr>
-          <w:b/>
-        </w:rPr>
-        <w:t xml:space="preserve">Слава, і нині: </w:t>
-      </w:r>
-      <w:r>
-        <w:rPr/>
-        <w:t>богородичний</w:t>
-      </w:r>
-    </w:p>
-    <w:p>
       <w:pPr>
         <w:pStyle w:val="Heading3"/>
         <w:spacing w:after="120" w:before="0" w:lineRule="auto"/>
@@ -14202,47 +13998,6 @@
         <w:rPr>
           <w:rtl w:val="0"/>
         </w:rPr>
-      </w:r>
-    </w:p>
-    <w:p>
-      <w:pPr/>
-      <w:r>
-        <w:rPr>
-          <w:rFonts w:ascii="Times New Roman" w:hAnsi="Times New Roman"/>
-          <w:i/>
-          <w:color w:val="FF0000"/>
-          <w:sz w:val="24"/>
-        </w:rPr>
-        <w:t>Тропар (г. 4):</w:t>
-      </w:r>
-      <w:r>
-        <w:rPr>
-          <w:rFonts w:ascii="Times New Roman" w:hAnsi="Times New Roman"/>
-          <w:color w:val="FF0000"/>
-          <w:sz w:val="24"/>
-        </w:rPr>
-        <w:t xml:space="preserve"> </w:t>
-      </w:r>
-      <w:r>
-        <w:rPr>
-          <w:rFonts w:ascii="Times New Roman" w:hAnsi="Times New Roman"/>
-          <w:color w:val="000000"/>
-          <w:sz w:val="24"/>
-        </w:rPr>
-        <w:t xml:space="preserve">Мученики Твої, Господи,* у стражданнях своїх прийняли вінець нетлінний від Тебе, Бога нашого,* мавши бо кріпость Твою, вони мучителів подолали,* сокрушили і демонів зухвальства безсильні.* Їх молитвами спаси душі наші. </w:t>
-      </w:r>
-    </w:p>
-    <w:p>
-      <w:pPr/>
-      <w:r>
-        <w:rPr>
-          <w:b/>
-        </w:rPr>
-        <w:t xml:space="preserve">Слава, і нині: </w:t>
-      </w:r>
-      <w:r>
-        <w:rPr/>
-        <w:t>богородичний</w:t>
       </w:r>
     </w:p>
     <w:p>
@@ -17558,47 +17313,6 @@
         <w:rPr>
           <w:rtl w:val="0"/>
         </w:rPr>
-      </w:r>
-    </w:p>
-    <w:p>
-      <w:pPr/>
-      <w:r>
-        <w:rPr>
-          <w:rFonts w:ascii="Times New Roman" w:hAnsi="Times New Roman"/>
-          <w:i/>
-          <w:color w:val="FF0000"/>
-          <w:sz w:val="24"/>
-        </w:rPr>
-        <w:t>Тропар (г. 4):</w:t>
-      </w:r>
-      <w:r>
-        <w:rPr>
-          <w:rFonts w:ascii="Times New Roman" w:hAnsi="Times New Roman"/>
-          <w:color w:val="FF0000"/>
-          <w:sz w:val="24"/>
-        </w:rPr>
-        <w:t xml:space="preserve"> </w:t>
-      </w:r>
-      <w:r>
-        <w:rPr>
-          <w:rFonts w:ascii="Times New Roman" w:hAnsi="Times New Roman"/>
-          <w:color w:val="000000"/>
-          <w:sz w:val="24"/>
-        </w:rPr>
-        <w:t xml:space="preserve">Мученики Твої, Господи,* у стражданнях своїх прийняли вінець нетлінний від Тебе, Бога нашого,* мавши бо кріпость Твою, вони мучителів подолали,* сокрушили і демонів зухвальства безсильні.* Їх молитвами спаси душі наші. </w:t>
-      </w:r>
-    </w:p>
-    <w:p>
-      <w:pPr/>
-      <w:r>
-        <w:rPr>
-          <w:b/>
-        </w:rPr>
-        <w:t xml:space="preserve">Слава, і нині: </w:t>
-      </w:r>
-      <w:r>
-        <w:rPr/>
-        <w:t>богородичний</w:t>
       </w:r>
     </w:p>
     <w:p>

--- a/flow/20230914_vu_template/drafts/2023-11-u/03-ПТ-мчч.Апексими та ін..docx
+++ b/flow/20230914_vu_template/drafts/2023-11-u/03-ПТ-мчч.Апексими та ін..docx
@@ -4,16 +4,28 @@
   <w:body>
     <w:p>
       <w:r>
+        <w:rPr>
+          <w:rFonts w:ascii="Times New Roman" w:hAnsi="Times New Roman"/>
+          <w:sz w:val="24"/>
+        </w:rPr>
         <w:t>Листопад 3 П'ятниця</w:t>
       </w:r>
     </w:p>
     <w:p>
       <w:r>
+        <w:rPr>
+          <w:rFonts w:ascii="Times New Roman" w:hAnsi="Times New Roman"/>
+          <w:sz w:val="24"/>
+        </w:rPr>
         <w:t xml:space="preserve">Святих мучеників Акепсими, єпископа, Йосифа, пресвітера, і Аїтала, диякона </w:t>
       </w:r>
     </w:p>
     <w:p>
       <w:r>
+        <w:rPr>
+          <w:rFonts w:ascii="Times New Roman" w:hAnsi="Times New Roman"/>
+          <w:sz w:val="24"/>
+        </w:rPr>
         <w:t>Оновлення храму Святого великомученика Юрія, що в Лідді, де спочиває його чесне тіло</w:t>
       </w:r>
     </w:p>
